--- a/gunluk-planlar-6sinif/hafta35-6sinif-bty.docx
+++ b/gunluk-planlar-6sinif/hafta35-6sinif-bty.docx
@@ -4,73 +4,419 @@
   <w:body>
     <w:p>
       <w:pPr>
+        <w:widowControl/>
         <w:spacing w:after="20"/>
         <w:jc w:val="center"/>
       </w:pPr>
       <w:r>
         <w:rPr>
-          <w:rFonts w:ascii="Arial" w:hAnsi="Arial" w:eastAsia="Arial"/>
+          <w:rFonts w:ascii="Arial" w:hAnsi="Arial" w:eastAsia="Arial" w:cs="Arial"/>
           <w:b/>
-          <w:sz w:val="20"/>
+          <w:color w:val="25282B"/>
+          <w:sz w:val="22"/>
         </w:rPr>
-        <w:t>2026-2027 EĞİTİM – ÖĞRETİM YILI ………………………………… ORTAOKULU</w:t>
+        <w:t>6. SINIF BİLİŞİM TEKNOLOJİLERİ VE YAZILIM DERSİ</w:t>
       </w:r>
     </w:p>
     <w:p>
       <w:pPr>
-        <w:spacing w:after="60"/>
+        <w:widowControl/>
+        <w:spacing w:after="100"/>
         <w:jc w:val="center"/>
       </w:pPr>
       <w:r>
         <w:rPr>
-          <w:rFonts w:ascii="Arial" w:hAnsi="Arial" w:eastAsia="Arial"/>
+          <w:rFonts w:ascii="Arial" w:hAnsi="Arial" w:eastAsia="Arial" w:cs="Arial"/>
           <w:b/>
-          <w:sz w:val="22"/>
+          <w:color w:val="25282B"/>
+          <w:sz w:val="26"/>
         </w:rPr>
-        <w:t>6. SINIF BİLİŞİM TEKNOLOJİLERİ VE YAZILIM DERSİ GÜNLÜK DERS PLANI</w:t>
-      </w:r>
-    </w:p>
-    <w:p>
-      <w:pPr>
-        <w:jc w:val="center"/>
-      </w:pPr>
-      <w:r>
-        <w:rPr>
-          <w:rFonts w:ascii="Arial" w:hAnsi="Arial"/>
-          <w:b/>
-          <w:color w:val="1F4E79"/>
-          <w:sz w:val="22"/>
-        </w:rPr>
-        <w:t>35. HAFTA - SINAV HAFTASI</w:t>
+        <w:t>GÜNLÜK DERS PLANI</w:t>
       </w:r>
     </w:p>
     <w:tbl>
       <w:tblPr>
-        <w:tblStyle w:val="TableGrid"/>
         <w:tblW w:type="auto" w:w="0"/>
+        <w:jc w:val="center"/>
+        <w:tblLayout w:type="fixed"/>
         <w:tblLook w:firstColumn="1" w:firstRow="1" w:lastColumn="0" w:lastRow="0" w:noHBand="0" w:noVBand="1" w:val="04A0"/>
       </w:tblPr>
       <w:tblGrid>
-        <w:gridCol w:w="5273"/>
-        <w:gridCol w:w="5273"/>
+        <w:gridCol w:w="1757"/>
+        <w:gridCol w:w="3345"/>
+        <w:gridCol w:w="1927"/>
+        <w:gridCol w:w="3203"/>
+      </w:tblGrid>
+      <w:tr>
+        <w:trPr>
+          <w:cantSplit/>
+        </w:trPr>
+        <w:tc>
+          <w:tcPr>
+            <w:tcW w:type="dxa" w:w="1757"/>
+            <w:shd w:fill="F1F2F3"/>
+            <w:tcMar>
+              <w:top w:w="65" w:type="dxa"/>
+              <w:start w:w="85" w:type="dxa"/>
+              <w:bottom w:w="65" w:type="dxa"/>
+              <w:end w:w="85" w:type="dxa"/>
+            </w:tcMar>
+            <w:tcBorders>
+              <w:top w:val="single" w:sz="4" w:color="B7BCC2"/>
+              <w:left w:val="single" w:sz="4" w:color="B7BCC2"/>
+              <w:bottom w:val="single" w:sz="4" w:color="B7BCC2"/>
+              <w:right w:val="single" w:sz="4" w:color="B7BCC2"/>
+            </w:tcBorders>
+          </w:tcPr>
+          <w:p>
+            <w:pPr>
+              <w:spacing w:before="0" w:after="0" w:line="245" w:lineRule="auto"/>
+            </w:pPr>
+            <w:r/>
+            <w:r>
+              <w:rPr>
+                <w:rFonts w:ascii="Arial" w:hAnsi="Arial" w:eastAsia="Arial" w:cs="Arial"/>
+                <w:b/>
+                <w:color w:val="25282B"/>
+                <w:sz w:val="16"/>
+              </w:rPr>
+              <w:t>Okul / Kurum</w:t>
+            </w:r>
+          </w:p>
+        </w:tc>
+        <w:tc>
+          <w:tcPr>
+            <w:tcW w:type="dxa" w:w="3345"/>
+            <w:shd w:fill="FFFFFF"/>
+            <w:tcMar>
+              <w:top w:w="65" w:type="dxa"/>
+              <w:start w:w="85" w:type="dxa"/>
+              <w:bottom w:w="65" w:type="dxa"/>
+              <w:end w:w="85" w:type="dxa"/>
+            </w:tcMar>
+            <w:tcBorders>
+              <w:top w:val="single" w:sz="4" w:color="B7BCC2"/>
+              <w:left w:val="single" w:sz="4" w:color="B7BCC2"/>
+              <w:bottom w:val="single" w:sz="4" w:color="B7BCC2"/>
+              <w:right w:val="single" w:sz="4" w:color="B7BCC2"/>
+            </w:tcBorders>
+          </w:tcPr>
+          <w:p>
+            <w:pPr>
+              <w:spacing w:before="0" w:after="0" w:line="245" w:lineRule="auto"/>
+            </w:pPr>
+            <w:r/>
+            <w:r>
+              <w:rPr>
+                <w:rFonts w:ascii="Arial" w:hAnsi="Arial" w:eastAsia="Arial" w:cs="Arial"/>
+                <w:b w:val="0"/>
+                <w:color w:val="25282B"/>
+                <w:sz w:val="16"/>
+              </w:rPr>
+              <w:t>.......................................................</w:t>
+            </w:r>
+          </w:p>
+        </w:tc>
+        <w:tc>
+          <w:tcPr>
+            <w:tcW w:type="dxa" w:w="1927"/>
+            <w:shd w:fill="F1F2F3"/>
+            <w:tcMar>
+              <w:top w:w="65" w:type="dxa"/>
+              <w:start w:w="85" w:type="dxa"/>
+              <w:bottom w:w="65" w:type="dxa"/>
+              <w:end w:w="85" w:type="dxa"/>
+            </w:tcMar>
+            <w:tcBorders>
+              <w:top w:val="single" w:sz="4" w:color="B7BCC2"/>
+              <w:left w:val="single" w:sz="4" w:color="B7BCC2"/>
+              <w:bottom w:val="single" w:sz="4" w:color="B7BCC2"/>
+              <w:right w:val="single" w:sz="4" w:color="B7BCC2"/>
+            </w:tcBorders>
+          </w:tcPr>
+          <w:p>
+            <w:pPr>
+              <w:spacing w:before="0" w:after="0" w:line="245" w:lineRule="auto"/>
+            </w:pPr>
+            <w:r/>
+            <w:r>
+              <w:rPr>
+                <w:rFonts w:ascii="Arial" w:hAnsi="Arial" w:eastAsia="Arial" w:cs="Arial"/>
+                <w:b/>
+                <w:color w:val="25282B"/>
+                <w:sz w:val="16"/>
+              </w:rPr>
+              <w:t>Öğretmenin Adı Soyadı</w:t>
+            </w:r>
+          </w:p>
+        </w:tc>
+        <w:tc>
+          <w:tcPr>
+            <w:tcW w:type="dxa" w:w="3203"/>
+            <w:shd w:fill="FFFFFF"/>
+            <w:tcMar>
+              <w:top w:w="65" w:type="dxa"/>
+              <w:start w:w="85" w:type="dxa"/>
+              <w:bottom w:w="65" w:type="dxa"/>
+              <w:end w:w="85" w:type="dxa"/>
+            </w:tcMar>
+            <w:tcBorders>
+              <w:top w:val="single" w:sz="4" w:color="B7BCC2"/>
+              <w:left w:val="single" w:sz="4" w:color="B7BCC2"/>
+              <w:bottom w:val="single" w:sz="4" w:color="B7BCC2"/>
+              <w:right w:val="single" w:sz="4" w:color="B7BCC2"/>
+            </w:tcBorders>
+          </w:tcPr>
+          <w:p>
+            <w:pPr>
+              <w:spacing w:before="0" w:after="0" w:line="245" w:lineRule="auto"/>
+            </w:pPr>
+            <w:r/>
+            <w:r>
+              <w:rPr>
+                <w:rFonts w:ascii="Arial" w:hAnsi="Arial" w:eastAsia="Arial" w:cs="Arial"/>
+                <w:b w:val="0"/>
+                <w:color w:val="25282B"/>
+                <w:sz w:val="16"/>
+              </w:rPr>
+              <w:t>.......................................................</w:t>
+            </w:r>
+          </w:p>
+        </w:tc>
+      </w:tr>
+      <w:tr>
+        <w:trPr>
+          <w:cantSplit/>
+        </w:trPr>
+        <w:tc>
+          <w:tcPr>
+            <w:tcW w:type="dxa" w:w="1757"/>
+            <w:shd w:fill="F1F2F3"/>
+            <w:tcMar>
+              <w:top w:w="65" w:type="dxa"/>
+              <w:start w:w="85" w:type="dxa"/>
+              <w:bottom w:w="65" w:type="dxa"/>
+              <w:end w:w="85" w:type="dxa"/>
+            </w:tcMar>
+            <w:tcBorders>
+              <w:top w:val="single" w:sz="4" w:color="B7BCC2"/>
+              <w:left w:val="single" w:sz="4" w:color="B7BCC2"/>
+              <w:bottom w:val="single" w:sz="4" w:color="B7BCC2"/>
+              <w:right w:val="single" w:sz="4" w:color="B7BCC2"/>
+            </w:tcBorders>
+          </w:tcPr>
+          <w:p>
+            <w:pPr>
+              <w:spacing w:before="0" w:after="0" w:line="245" w:lineRule="auto"/>
+            </w:pPr>
+            <w:r/>
+            <w:r>
+              <w:rPr>
+                <w:rFonts w:ascii="Arial" w:hAnsi="Arial" w:eastAsia="Arial" w:cs="Arial"/>
+                <w:b/>
+                <w:color w:val="25282B"/>
+                <w:sz w:val="16"/>
+              </w:rPr>
+              <w:t>Sınıf / Şube</w:t>
+            </w:r>
+          </w:p>
+        </w:tc>
+        <w:tc>
+          <w:tcPr>
+            <w:tcW w:type="dxa" w:w="3345"/>
+            <w:shd w:fill="FFFFFF"/>
+            <w:tcMar>
+              <w:top w:w="65" w:type="dxa"/>
+              <w:start w:w="85" w:type="dxa"/>
+              <w:bottom w:w="65" w:type="dxa"/>
+              <w:end w:w="85" w:type="dxa"/>
+            </w:tcMar>
+            <w:tcBorders>
+              <w:top w:val="single" w:sz="4" w:color="B7BCC2"/>
+              <w:left w:val="single" w:sz="4" w:color="B7BCC2"/>
+              <w:bottom w:val="single" w:sz="4" w:color="B7BCC2"/>
+              <w:right w:val="single" w:sz="4" w:color="B7BCC2"/>
+            </w:tcBorders>
+          </w:tcPr>
+          <w:p>
+            <w:pPr>
+              <w:spacing w:before="0" w:after="0" w:line="245" w:lineRule="auto"/>
+            </w:pPr>
+            <w:r/>
+            <w:r>
+              <w:rPr>
+                <w:rFonts w:ascii="Arial" w:hAnsi="Arial" w:eastAsia="Arial" w:cs="Arial"/>
+                <w:b w:val="0"/>
+                <w:color w:val="25282B"/>
+                <w:sz w:val="16"/>
+              </w:rPr>
+              <w:t>6 / ................</w:t>
+            </w:r>
+          </w:p>
+        </w:tc>
+        <w:tc>
+          <w:tcPr>
+            <w:tcW w:type="dxa" w:w="1927"/>
+            <w:shd w:fill="F1F2F3"/>
+            <w:tcMar>
+              <w:top w:w="65" w:type="dxa"/>
+              <w:start w:w="85" w:type="dxa"/>
+              <w:bottom w:w="65" w:type="dxa"/>
+              <w:end w:w="85" w:type="dxa"/>
+            </w:tcMar>
+            <w:tcBorders>
+              <w:top w:val="single" w:sz="4" w:color="B7BCC2"/>
+              <w:left w:val="single" w:sz="4" w:color="B7BCC2"/>
+              <w:bottom w:val="single" w:sz="4" w:color="B7BCC2"/>
+              <w:right w:val="single" w:sz="4" w:color="B7BCC2"/>
+            </w:tcBorders>
+          </w:tcPr>
+          <w:p>
+            <w:pPr>
+              <w:spacing w:before="0" w:after="0" w:line="245" w:lineRule="auto"/>
+            </w:pPr>
+            <w:r/>
+            <w:r>
+              <w:rPr>
+                <w:rFonts w:ascii="Arial" w:hAnsi="Arial" w:eastAsia="Arial" w:cs="Arial"/>
+                <w:b/>
+                <w:color w:val="25282B"/>
+                <w:sz w:val="16"/>
+              </w:rPr>
+              <w:t>Plan No / Hafta</w:t>
+            </w:r>
+          </w:p>
+        </w:tc>
+        <w:tc>
+          <w:tcPr>
+            <w:tcW w:type="dxa" w:w="3203"/>
+            <w:shd w:fill="FFFFFF"/>
+            <w:tcMar>
+              <w:top w:w="65" w:type="dxa"/>
+              <w:start w:w="85" w:type="dxa"/>
+              <w:bottom w:w="65" w:type="dxa"/>
+              <w:end w:w="85" w:type="dxa"/>
+            </w:tcMar>
+            <w:tcBorders>
+              <w:top w:val="single" w:sz="4" w:color="B7BCC2"/>
+              <w:left w:val="single" w:sz="4" w:color="B7BCC2"/>
+              <w:bottom w:val="single" w:sz="4" w:color="B7BCC2"/>
+              <w:right w:val="single" w:sz="4" w:color="B7BCC2"/>
+            </w:tcBorders>
+          </w:tcPr>
+          <w:p>
+            <w:pPr>
+              <w:spacing w:before="0" w:after="0" w:line="245" w:lineRule="auto"/>
+            </w:pPr>
+            <w:r/>
+            <w:r>
+              <w:rPr>
+                <w:rFonts w:ascii="Arial" w:hAnsi="Arial" w:eastAsia="Arial" w:cs="Arial"/>
+                <w:b w:val="0"/>
+                <w:color w:val="25282B"/>
+                <w:sz w:val="16"/>
+              </w:rPr>
+              <w:t>35 / 35. Hafta</w:t>
+            </w:r>
+          </w:p>
+        </w:tc>
+      </w:tr>
+    </w:tbl>
+    <w:p>
+      <w:pPr>
+        <w:widowControl/>
+        <w:spacing w:after="0"/>
+      </w:pPr>
+    </w:p>
+    <w:tbl>
+      <w:tblPr>
+        <w:tblW w:type="auto" w:w="0"/>
+        <w:jc w:val="center"/>
+        <w:tblLayout w:type="fixed"/>
+        <w:tblLook w:firstColumn="1" w:firstRow="1" w:lastColumn="0" w:lastRow="0" w:noHBand="0" w:noVBand="1" w:val="04A0"/>
+      </w:tblPr>
+      <w:tblGrid>
+        <w:gridCol w:w="10234"/>
       </w:tblGrid>
       <w:tr>
         <w:tc>
           <w:tcPr>
-            <w:tcW w:type="dxa" w:w="5273"/>
-            <w:shd w:fill="D9EAF7"/>
-            <w:vAlign w:val="center"/>
+            <w:tcW w:type="dxa" w:w="10234"/>
+            <w:shd w:fill="D9D9D9"/>
+            <w:tcMar>
+              <w:top w:w="65" w:type="dxa"/>
+              <w:start w:w="100" w:type="dxa"/>
+              <w:bottom w:w="65" w:type="dxa"/>
+              <w:end w:w="100" w:type="dxa"/>
+            </w:tcMar>
+            <w:tcBorders>
+              <w:top w:val="single" w:sz="5" w:color="8F949A"/>
+              <w:left w:val="single" w:sz="5" w:color="8F949A"/>
+              <w:bottom w:val="single" w:sz="5" w:color="8F949A"/>
+              <w:right w:val="single" w:sz="5" w:color="8F949A"/>
+            </w:tcBorders>
           </w:tcPr>
           <w:p>
             <w:pPr>
-              <w:spacing w:before="0" w:after="0" w:line="240" w:lineRule="auto"/>
+              <w:spacing w:after="0"/>
+            </w:pPr>
+            <w:r>
+              <w:rPr>
+                <w:rFonts w:ascii="Arial" w:hAnsi="Arial" w:eastAsia="Arial" w:cs="Arial"/>
+                <w:b/>
+                <w:color w:val="25282B"/>
+                <w:sz w:val="18"/>
+              </w:rPr>
+              <w:t>35. HAFTA - SINAV HAFTASI</w:t>
+            </w:r>
+          </w:p>
+        </w:tc>
+      </w:tr>
+    </w:tbl>
+    <w:tbl>
+      <w:tblPr>
+        <w:tblW w:type="auto" w:w="0"/>
+        <w:jc w:val="center"/>
+        <w:tblLayout w:type="fixed"/>
+        <w:tblLook w:firstColumn="1" w:firstRow="1" w:lastColumn="0" w:lastRow="0" w:noHBand="0" w:noVBand="1" w:val="04A0"/>
+      </w:tblPr>
+      <w:tblGrid>
+        <w:gridCol w:w="2523"/>
+        <w:gridCol w:w="7711"/>
+      </w:tblGrid>
+      <w:tr>
+        <w:trPr>
+          <w:cantSplit/>
+        </w:trPr>
+        <w:tc>
+          <w:tcPr>
+            <w:tcW w:type="dxa" w:w="2523"/>
+            <w:vAlign w:val="top"/>
+            <w:shd w:fill="F1F2F3"/>
+            <w:tcMar>
+              <w:top w:w="72" w:type="dxa"/>
+              <w:start w:w="95" w:type="dxa"/>
+              <w:bottom w:w="72" w:type="dxa"/>
+              <w:end w:w="95" w:type="dxa"/>
+            </w:tcMar>
+            <w:tcBorders>
+              <w:top w:val="single" w:sz="4" w:color="B7BCC2"/>
+              <w:left w:val="single" w:sz="4" w:color="B7BCC2"/>
+              <w:bottom w:val="single" w:sz="4" w:color="B7BCC2"/>
+              <w:right w:val="single" w:sz="4" w:color="B7BCC2"/>
+            </w:tcBorders>
+          </w:tcPr>
+          <w:p>
+            <w:pPr>
+              <w:spacing w:before="0" w:after="0" w:line="245" w:lineRule="auto"/>
             </w:pPr>
             <w:r/>
             <w:r>
               <w:rPr>
-                <w:rFonts w:ascii="Arial" w:hAnsi="Arial"/>
+                <w:rFonts w:ascii="Arial" w:hAnsi="Arial" w:eastAsia="Arial" w:cs="Arial"/>
                 <w:b/>
-                <w:sz w:val="18"/>
+                <w:color w:val="25282B"/>
+                <w:sz w:val="17"/>
               </w:rPr>
               <w:t>Tarih / Hafta</w:t>
             </w:r>
@@ -78,47 +424,72 @@
         </w:tc>
         <w:tc>
           <w:tcPr>
-            <w:tcW w:type="dxa" w:w="5273"/>
-            <w:vAlign w:val="center"/>
+            <w:tcW w:type="dxa" w:w="7711"/>
+            <w:vAlign w:val="top"/>
+            <w:shd w:fill="FFFFFF"/>
+            <w:tcMar>
+              <w:top w:w="72" w:type="dxa"/>
+              <w:start w:w="95" w:type="dxa"/>
+              <w:bottom w:w="72" w:type="dxa"/>
+              <w:end w:w="95" w:type="dxa"/>
+            </w:tcMar>
+            <w:tcBorders>
+              <w:top w:val="single" w:sz="4" w:color="B7BCC2"/>
+              <w:left w:val="single" w:sz="4" w:color="B7BCC2"/>
+              <w:bottom w:val="single" w:sz="4" w:color="B7BCC2"/>
+              <w:right w:val="single" w:sz="4" w:color="B7BCC2"/>
+            </w:tcBorders>
           </w:tcPr>
           <w:p>
             <w:pPr>
-              <w:spacing w:before="0" w:after="0" w:line="240" w:lineRule="auto"/>
+              <w:spacing w:before="0" w:after="0" w:line="245" w:lineRule="auto"/>
             </w:pPr>
+            <w:r/>
             <w:r>
               <w:rPr>
+                <w:rFonts w:ascii="Arial" w:hAnsi="Arial" w:eastAsia="Arial" w:cs="Arial"/>
                 <w:b w:val="0"/>
-                <w:sz w:val="16"/>
+                <w:color w:val="25282B"/>
+                <w:sz w:val="17"/>
               </w:rPr>
               <w:t>07 Haziran - 11 Haziran 2027 / 35. Hafta</w:t>
-            </w:r>
-            <w:r>
-              <w:rPr>
-                <w:rFonts w:ascii="Arial" w:hAnsi="Arial"/>
-                <w:b w:val="0"/>
-                <w:sz w:val="18"/>
-              </w:rPr>
             </w:r>
           </w:p>
         </w:tc>
       </w:tr>
       <w:tr>
+        <w:trPr>
+          <w:cantSplit/>
+        </w:trPr>
         <w:tc>
           <w:tcPr>
-            <w:tcW w:type="dxa" w:w="5273"/>
-            <w:shd w:fill="D9EAF7"/>
-            <w:vAlign w:val="center"/>
+            <w:tcW w:type="dxa" w:w="2523"/>
+            <w:vAlign w:val="top"/>
+            <w:shd w:fill="F1F2F3"/>
+            <w:tcMar>
+              <w:top w:w="72" w:type="dxa"/>
+              <w:start w:w="95" w:type="dxa"/>
+              <w:bottom w:w="72" w:type="dxa"/>
+              <w:end w:w="95" w:type="dxa"/>
+            </w:tcMar>
+            <w:tcBorders>
+              <w:top w:val="single" w:sz="4" w:color="B7BCC2"/>
+              <w:left w:val="single" w:sz="4" w:color="B7BCC2"/>
+              <w:bottom w:val="single" w:sz="4" w:color="B7BCC2"/>
+              <w:right w:val="single" w:sz="4" w:color="B7BCC2"/>
+            </w:tcBorders>
           </w:tcPr>
           <w:p>
             <w:pPr>
-              <w:spacing w:before="0" w:after="0" w:line="240" w:lineRule="auto"/>
+              <w:spacing w:before="0" w:after="0" w:line="245" w:lineRule="auto"/>
             </w:pPr>
             <w:r/>
             <w:r>
               <w:rPr>
-                <w:rFonts w:ascii="Arial" w:hAnsi="Arial"/>
+                <w:rFonts w:ascii="Arial" w:hAnsi="Arial" w:eastAsia="Arial" w:cs="Arial"/>
                 <w:b/>
-                <w:sz w:val="18"/>
+                <w:color w:val="25282B"/>
+                <w:sz w:val="17"/>
               </w:rPr>
               <w:t>Ders / Sınıf</w:t>
             </w:r>
@@ -126,47 +497,72 @@
         </w:tc>
         <w:tc>
           <w:tcPr>
-            <w:tcW w:type="dxa" w:w="5273"/>
-            <w:vAlign w:val="center"/>
+            <w:tcW w:type="dxa" w:w="7711"/>
+            <w:vAlign w:val="top"/>
+            <w:shd w:fill="FFFFFF"/>
+            <w:tcMar>
+              <w:top w:w="72" w:type="dxa"/>
+              <w:start w:w="95" w:type="dxa"/>
+              <w:bottom w:w="72" w:type="dxa"/>
+              <w:end w:w="95" w:type="dxa"/>
+            </w:tcMar>
+            <w:tcBorders>
+              <w:top w:val="single" w:sz="4" w:color="B7BCC2"/>
+              <w:left w:val="single" w:sz="4" w:color="B7BCC2"/>
+              <w:bottom w:val="single" w:sz="4" w:color="B7BCC2"/>
+              <w:right w:val="single" w:sz="4" w:color="B7BCC2"/>
+            </w:tcBorders>
           </w:tcPr>
           <w:p>
             <w:pPr>
-              <w:spacing w:before="0" w:after="0" w:line="240" w:lineRule="auto"/>
+              <w:spacing w:before="0" w:after="0" w:line="245" w:lineRule="auto"/>
             </w:pPr>
+            <w:r/>
             <w:r>
               <w:rPr>
+                <w:rFonts w:ascii="Arial" w:hAnsi="Arial" w:eastAsia="Arial" w:cs="Arial"/>
                 <w:b w:val="0"/>
-                <w:sz w:val="16"/>
+                <w:color w:val="25282B"/>
+                <w:sz w:val="17"/>
               </w:rPr>
               <w:t>Bilişim Teknolojileri ve Yazılım / 6. Sınıf</w:t>
-            </w:r>
-            <w:r>
-              <w:rPr>
-                <w:rFonts w:ascii="Arial" w:hAnsi="Arial"/>
-                <w:b w:val="0"/>
-                <w:sz w:val="18"/>
-              </w:rPr>
             </w:r>
           </w:p>
         </w:tc>
       </w:tr>
       <w:tr>
+        <w:trPr>
+          <w:cantSplit/>
+        </w:trPr>
         <w:tc>
           <w:tcPr>
-            <w:tcW w:type="dxa" w:w="5273"/>
-            <w:shd w:fill="D9EAF7"/>
-            <w:vAlign w:val="center"/>
+            <w:tcW w:type="dxa" w:w="2523"/>
+            <w:vAlign w:val="top"/>
+            <w:shd w:fill="F1F2F3"/>
+            <w:tcMar>
+              <w:top w:w="72" w:type="dxa"/>
+              <w:start w:w="95" w:type="dxa"/>
+              <w:bottom w:w="72" w:type="dxa"/>
+              <w:end w:w="95" w:type="dxa"/>
+            </w:tcMar>
+            <w:tcBorders>
+              <w:top w:val="single" w:sz="4" w:color="B7BCC2"/>
+              <w:left w:val="single" w:sz="4" w:color="B7BCC2"/>
+              <w:bottom w:val="single" w:sz="4" w:color="B7BCC2"/>
+              <w:right w:val="single" w:sz="4" w:color="B7BCC2"/>
+            </w:tcBorders>
           </w:tcPr>
           <w:p>
             <w:pPr>
-              <w:spacing w:before="0" w:after="0" w:line="240" w:lineRule="auto"/>
+              <w:spacing w:before="0" w:after="0" w:line="245" w:lineRule="auto"/>
             </w:pPr>
             <w:r/>
             <w:r>
               <w:rPr>
-                <w:rFonts w:ascii="Arial" w:hAnsi="Arial"/>
+                <w:rFonts w:ascii="Arial" w:hAnsi="Arial" w:eastAsia="Arial" w:cs="Arial"/>
                 <w:b/>
-                <w:sz w:val="18"/>
+                <w:color w:val="25282B"/>
+                <w:sz w:val="17"/>
               </w:rPr>
               <w:t>Açıklama</w:t>
             </w:r>
@@ -174,141 +570,255 @@
         </w:tc>
         <w:tc>
           <w:tcPr>
-            <w:tcW w:type="dxa" w:w="5273"/>
-            <w:vAlign w:val="center"/>
+            <w:tcW w:type="dxa" w:w="7711"/>
+            <w:vAlign w:val="top"/>
+            <w:shd w:fill="FFFFFF"/>
+            <w:tcMar>
+              <w:top w:w="72" w:type="dxa"/>
+              <w:start w:w="95" w:type="dxa"/>
+              <w:bottom w:w="72" w:type="dxa"/>
+              <w:end w:w="95" w:type="dxa"/>
+            </w:tcMar>
+            <w:tcBorders>
+              <w:top w:val="single" w:sz="4" w:color="B7BCC2"/>
+              <w:left w:val="single" w:sz="4" w:color="B7BCC2"/>
+              <w:bottom w:val="single" w:sz="4" w:color="B7BCC2"/>
+              <w:right w:val="single" w:sz="4" w:color="B7BCC2"/>
+            </w:tcBorders>
           </w:tcPr>
           <w:p>
             <w:pPr>
-              <w:spacing w:before="0" w:after="0" w:line="240" w:lineRule="auto"/>
+              <w:spacing w:before="0" w:after="0" w:line="245" w:lineRule="auto"/>
             </w:pPr>
+            <w:r/>
             <w:r>
               <w:rPr>
+                <w:rFonts w:ascii="Arial" w:hAnsi="Arial" w:eastAsia="Arial" w:cs="Arial"/>
                 <w:b w:val="0"/>
-                <w:sz w:val="16"/>
+                <w:color w:val="25282B"/>
+                <w:sz w:val="17"/>
               </w:rPr>
               <w:t>Bu hafta, okulun/zümrenin ölçme ve değerlendirme takvimi doğrultusunda sınav uygulaması ve sınav sonrası kısa geri bildirim için ayrılmıştır. Yeni öğrenme çıktısı planlanmaz; uygulama okulun sınav programına göre yürütülür.</w:t>
-            </w:r>
-            <w:r>
-              <w:rPr>
-                <w:rFonts w:ascii="Arial" w:hAnsi="Arial"/>
-                <w:b w:val="0"/>
-                <w:sz w:val="18"/>
-              </w:rPr>
             </w:r>
           </w:p>
         </w:tc>
       </w:tr>
     </w:tbl>
-    <w:p/>
     <w:p>
       <w:pPr>
-        <w:jc w:val="center"/>
+        <w:widowControl/>
+        <w:spacing w:after="20"/>
       </w:pPr>
-      <w:r>
-        <w:rPr>
-          <w:rFonts w:ascii="Arial" w:hAnsi="Arial"/>
-          <w:sz w:val="18"/>
-        </w:rPr>
-        <w:t>Uygundur</w:t>
-      </w:r>
     </w:p>
     <w:tbl>
       <w:tblPr>
-        <w:tblStyle w:val="TableGrid"/>
         <w:tblW w:type="auto" w:w="0"/>
+        <w:jc w:val="center"/>
+        <w:tblLayout w:type="fixed"/>
         <w:tblLook w:firstColumn="1" w:firstRow="1" w:lastColumn="0" w:lastRow="0" w:noHBand="0" w:noVBand="1" w:val="04A0"/>
       </w:tblPr>
       <w:tblGrid>
-        <w:gridCol w:w="5273"/>
-        <w:gridCol w:w="5273"/>
+        <w:gridCol w:w="5103"/>
+        <w:gridCol w:w="5131"/>
       </w:tblGrid>
       <w:tr>
         <w:tc>
           <w:tcPr>
-            <w:tcW w:type="dxa" w:w="5273"/>
+            <w:tcW w:type="dxa" w:w="5103"/>
+            <w:shd w:fill="FFFFFF"/>
+            <w:tcMar>
+              <w:top w:w="140" w:type="dxa"/>
+              <w:start w:w="100" w:type="dxa"/>
+              <w:bottom w:w="30" w:type="dxa"/>
+              <w:end w:w="100" w:type="dxa"/>
+            </w:tcMar>
+            <w:tcBorders>
+              <w:top w:val="nil"/>
+              <w:left w:val="nil"/>
+              <w:bottom w:val="nil"/>
+              <w:right w:val="nil"/>
+            </w:tcBorders>
           </w:tcPr>
           <w:p>
             <w:pPr>
-              <w:spacing w:before="0" w:after="0" w:line="240" w:lineRule="auto"/>
+              <w:spacing w:after="0"/>
+              <w:jc w:val="center"/>
             </w:pPr>
             <w:r/>
             <w:r>
               <w:rPr>
-                <w:rFonts w:ascii="Arial" w:hAnsi="Arial"/>
+                <w:rFonts w:ascii="Arial" w:hAnsi="Arial" w:eastAsia="Arial" w:cs="Arial"/>
+                <w:b/>
+                <w:color w:val="25282B"/>
+                <w:sz w:val="17"/>
+              </w:rPr>
+              <w:t>Bilişim Teknolojileri ve Yazılım Öğretmeni</w:t>
+            </w:r>
+          </w:p>
+          <w:p>
+            <w:pPr>
+              <w:spacing w:after="0"/>
+              <w:jc w:val="center"/>
+            </w:pPr>
+            <w:r>
+              <w:rPr>
+                <w:rFonts w:ascii="Arial" w:hAnsi="Arial" w:eastAsia="Arial" w:cs="Arial"/>
                 <w:b w:val="0"/>
+                <w:color w:val="25282B"/>
                 <w:sz w:val="16"/>
               </w:rPr>
-              <w:t>Bilişim Teknolojileri ve Yazılım Öğretmeni</w:t>
+              <w:t>Ad Soyad: ........................................</w:t>
+            </w:r>
+          </w:p>
+          <w:p>
+            <w:pPr>
+              <w:spacing w:after="0"/>
+              <w:jc w:val="center"/>
+            </w:pPr>
+            <w:r>
+              <w:rPr>
+                <w:rFonts w:ascii="Arial" w:hAnsi="Arial" w:eastAsia="Arial" w:cs="Arial"/>
+                <w:b w:val="0"/>
+                <w:color w:val="25282B"/>
+                <w:sz w:val="16"/>
+              </w:rPr>
+              <w:t>İmza: ................................................</w:t>
             </w:r>
           </w:p>
         </w:tc>
         <w:tc>
           <w:tcPr>
-            <w:tcW w:type="dxa" w:w="5273"/>
+            <w:tcW w:type="dxa" w:w="5131"/>
+            <w:shd w:fill="FFFFFF"/>
+            <w:tcMar>
+              <w:top w:w="140" w:type="dxa"/>
+              <w:start w:w="100" w:type="dxa"/>
+              <w:bottom w:w="30" w:type="dxa"/>
+              <w:end w:w="100" w:type="dxa"/>
+            </w:tcMar>
+            <w:tcBorders>
+              <w:top w:val="nil"/>
+              <w:left w:val="nil"/>
+              <w:bottom w:val="nil"/>
+              <w:right w:val="nil"/>
+            </w:tcBorders>
           </w:tcPr>
           <w:p>
             <w:pPr>
-              <w:spacing w:before="0" w:after="0" w:line="240" w:lineRule="auto"/>
+              <w:spacing w:after="0"/>
+              <w:jc w:val="center"/>
             </w:pPr>
             <w:r/>
             <w:r>
               <w:rPr>
-                <w:rFonts w:ascii="Arial" w:hAnsi="Arial"/>
-                <w:b w:val="0"/>
-                <w:sz w:val="16"/>
+                <w:rFonts w:ascii="Arial" w:hAnsi="Arial" w:eastAsia="Arial" w:cs="Arial"/>
+                <w:b/>
+                <w:color w:val="25282B"/>
+                <w:sz w:val="17"/>
+              </w:rPr>
+              <w:t>Uygundur</w:t>
+            </w:r>
+          </w:p>
+          <w:p>
+            <w:pPr>
+              <w:spacing w:after="0"/>
+              <w:jc w:val="center"/>
+            </w:pPr>
+            <w:r>
+              <w:rPr>
+                <w:rFonts w:ascii="Arial" w:hAnsi="Arial" w:eastAsia="Arial" w:cs="Arial"/>
+                <w:b/>
+                <w:color w:val="25282B"/>
+                <w:sz w:val="17"/>
               </w:rPr>
               <w:t>Okul Müdürü</w:t>
             </w:r>
           </w:p>
-        </w:tc>
-      </w:tr>
-      <w:tr>
-        <w:tc>
-          <w:tcPr>
-            <w:tcW w:type="dxa" w:w="5273"/>
-          </w:tcPr>
           <w:p>
             <w:pPr>
-              <w:spacing w:before="0" w:after="0" w:line="240" w:lineRule="auto"/>
+              <w:spacing w:after="0"/>
+              <w:jc w:val="center"/>
             </w:pPr>
-            <w:r/>
             <w:r>
               <w:rPr>
-                <w:rFonts w:ascii="Arial" w:hAnsi="Arial"/>
+                <w:rFonts w:ascii="Arial" w:hAnsi="Arial" w:eastAsia="Arial" w:cs="Arial"/>
                 <w:b w:val="0"/>
+                <w:color w:val="25282B"/>
                 <w:sz w:val="16"/>
               </w:rPr>
+              <w:t>Ad Soyad: ........................................</w:t>
             </w:r>
           </w:p>
-        </w:tc>
-        <w:tc>
-          <w:tcPr>
-            <w:tcW w:type="dxa" w:w="5273"/>
-          </w:tcPr>
           <w:p>
             <w:pPr>
-              <w:spacing w:before="0" w:after="0" w:line="240" w:lineRule="auto"/>
+              <w:spacing w:after="0"/>
+              <w:jc w:val="center"/>
             </w:pPr>
-            <w:r/>
             <w:r>
               <w:rPr>
-                <w:rFonts w:ascii="Arial" w:hAnsi="Arial"/>
+                <w:rFonts w:ascii="Arial" w:hAnsi="Arial" w:eastAsia="Arial" w:cs="Arial"/>
                 <w:b w:val="0"/>
+                <w:color w:val="25282B"/>
                 <w:sz w:val="16"/>
               </w:rPr>
+              <w:t>İmza: ................................................</w:t>
             </w:r>
           </w:p>
         </w:tc>
       </w:tr>
     </w:tbl>
     <w:sectPr>
-      <w:pgSz w:w="11906" w:h="16838"/>
-      <w:pgMar w:top="652" w:right="680" w:bottom="652" w:left="680" w:header="720" w:footer="720" w:gutter="0"/>
+      <w:headerReference w:type="default" r:id="rId9"/>
+      <w:footerReference w:type="default" r:id="rId10"/>
+      <w:pgSz w:w="12240" w:h="15840"/>
+      <w:pgMar w:top="595" w:right="709" w:bottom="595" w:left="709" w:header="227" w:footer="255" w:gutter="0"/>
       <w:cols w:space="720"/>
       <w:docGrid w:linePitch="360"/>
     </w:sectPr>
   </w:body>
 </w:document>
+</file>
+
+<file path=word/footer1.xml><?xml version="1.0" encoding="utf-8"?>
+<w:ftr xmlns:m="http://schemas.openxmlformats.org/officeDocument/2006/math" xmlns:mc="http://schemas.openxmlformats.org/markup-compatibility/2006" xmlns:mo="http://schemas.microsoft.com/office/mac/office/2008/main" xmlns:mv="urn:schemas-microsoft-com:mac:vml" xmlns:o="urn:schemas-microsoft-com:office:office" xmlns:r="http://schemas.openxmlformats.org/officeDocument/2006/relationships" xmlns:v="urn:schemas-microsoft-com:vml" xmlns:w10="urn:schemas-microsoft-com:office:word" xmlns:w14="http://schemas.microsoft.com/office/word/2010/wordml" xmlns:w="http://schemas.openxmlformats.org/wordprocessingml/2006/main" xmlns:wne="http://schemas.microsoft.com/office/word/2006/wordml" xmlns:wp14="http://schemas.microsoft.com/office/word/2010/wordprocessingDrawing" xmlns:wp="http://schemas.openxmlformats.org/drawingml/2006/wordprocessingDrawing" xmlns:wpc="http://schemas.microsoft.com/office/word/2010/wordprocessingCanvas" xmlns:wpg="http://schemas.microsoft.com/office/word/2010/wordprocessingGroup" xmlns:wpi="http://schemas.microsoft.com/office/word/2010/wordprocessingInk" xmlns:wps="http://schemas.microsoft.com/office/word/2010/wordprocessingShape" mc:Ignorable="w14 wp14">
+  <w:p>
+    <w:pPr>
+      <w:pStyle w:val="Footer"/>
+      <w:spacing w:after="0"/>
+      <w:jc w:val="center"/>
+    </w:pPr>
+    <w:r>
+      <w:rPr>
+        <w:rFonts w:ascii="Arial" w:hAnsi="Arial" w:eastAsia="Arial" w:cs="Arial"/>
+        <w:b w:val="0"/>
+        <w:color w:val="777777"/>
+        <w:sz w:val="14"/>
+      </w:rPr>
+      <w:t>6. Sınıf Bilişim Teknolojileri ve Yazılım • 35. Hafta Ders Planı</w:t>
+    </w:r>
+  </w:p>
+</w:ftr>
+</file>
+
+<file path=word/header1.xml><?xml version="1.0" encoding="utf-8"?>
+<w:hdr xmlns:m="http://schemas.openxmlformats.org/officeDocument/2006/math" xmlns:mc="http://schemas.openxmlformats.org/markup-compatibility/2006" xmlns:mo="http://schemas.microsoft.com/office/mac/office/2008/main" xmlns:mv="urn:schemas-microsoft-com:mac:vml" xmlns:o="urn:schemas-microsoft-com:office:office" xmlns:r="http://schemas.openxmlformats.org/officeDocument/2006/relationships" xmlns:v="urn:schemas-microsoft-com:vml" xmlns:w10="urn:schemas-microsoft-com:office:word" xmlns:w14="http://schemas.microsoft.com/office/word/2010/wordml" xmlns:w="http://schemas.openxmlformats.org/wordprocessingml/2006/main" xmlns:wne="http://schemas.microsoft.com/office/word/2006/wordml" xmlns:wp14="http://schemas.microsoft.com/office/word/2010/wordprocessingDrawing" xmlns:wp="http://schemas.openxmlformats.org/drawingml/2006/wordprocessingDrawing" xmlns:wpc="http://schemas.microsoft.com/office/word/2010/wordprocessingCanvas" xmlns:wpg="http://schemas.microsoft.com/office/word/2010/wordprocessingGroup" xmlns:wpi="http://schemas.microsoft.com/office/word/2010/wordprocessingInk" xmlns:wps="http://schemas.microsoft.com/office/word/2010/wordprocessingShape" mc:Ignorable="w14 wp14">
+  <w:p>
+    <w:pPr>
+      <w:pStyle w:val="Header"/>
+      <w:spacing w:after="0"/>
+      <w:jc w:val="center"/>
+    </w:pPr>
+    <w:r>
+      <w:rPr>
+        <w:rFonts w:ascii="Arial" w:hAnsi="Arial" w:eastAsia="Arial" w:cs="Arial"/>
+        <w:b/>
+        <w:color w:val="666666"/>
+        <w:sz w:val="15"/>
+      </w:rPr>
+      <w:t>2026-2027 EĞİTİM – ÖĞRETİM YILI</w:t>
+    </w:r>
+  </w:p>
+</w:hdr>
 </file>
 
 <file path=word/numbering.xml><?xml version="1.0" encoding="utf-8"?>
@@ -674,11 +1184,8 @@
     <w:name w:val="Normal"/>
     <w:qFormat/>
     <w:rsid w:val="00FC693F"/>
-    <w:pPr>
-      <w:spacing w:after="0" w:before="0" w:line="240" w:lineRule="auto"/>
-    </w:pPr>
     <w:rPr>
-      <w:rFonts w:ascii="Arial" w:hAnsi="Arial" w:eastAsia="Arial"/>
+      <w:rFonts w:ascii="Arial" w:hAnsi="Arial"/>
       <w:sz w:val="18"/>
     </w:rPr>
   </w:style>
@@ -12363,28 +12870,6 @@
         <w:shd w:val="clear" w:color="auto" w:fill="FBCAA2" w:themeFill="accent6" w:themeFillTint="7F"/>
       </w:tcPr>
     </w:tblStylePr>
-  </w:style>
-  <w:style w:type="paragraph" w:customStyle="1" w:styleId="PlanTitle">
-    <w:name w:val="PlanTitle"/>
-    <w:pPr>
-      <w:spacing w:before="0" w:after="40"/>
-    </w:pPr>
-    <w:rPr>
-      <w:rFonts w:ascii="Arial" w:hAnsi="Arial" w:eastAsia="Arial"/>
-      <w:b/>
-      <w:sz w:val="24"/>
-    </w:rPr>
-  </w:style>
-  <w:style w:type="paragraph" w:customStyle="1" w:styleId="SectionHead">
-    <w:name w:val="SectionHead"/>
-    <w:pPr>
-      <w:spacing w:before="60" w:after="40"/>
-    </w:pPr>
-    <w:rPr>
-      <w:rFonts w:ascii="Arial" w:hAnsi="Arial" w:eastAsia="Arial"/>
-      <w:b/>
-      <w:sz w:val="19"/>
-    </w:rPr>
   </w:style>
 </w:styles>
 </file>
